--- a/specs/CPF_프레임워크_소개_및_아키텍처.docx
+++ b/specs/CPF_프레임워크_소개_및_아키텍처.docx
@@ -5555,6 +5555,26 @@
         <w:t xml:space="preserve">검증 명령</w:t>
       </w:r>
     </w:p>
+    <!-- CPF_MANAGED_SECTION_BEGIN:ATTACHMENT_OWNERSHIP_20260715 -->
+    <w:p>
+      <w:pPr>
+        <w:pStyle w:val="Heading1"/>
+      </w:pPr>
+      <w:r>
+        <w:t xml:space="preserve">첨부파일 capability 소유권</w:t>
+      </w:r>
+    </w:p>
+    <w:p>
+      <w:r>
+        <w:t xml:space="preserve">PFW는 경로, 확장자, 크기, checksum과 저장 adapter 교체 지점을 소유한다. BZA는 업무 첨부 그룹, 메타, 권한, 감사와 다운로드 정책을 소유한다.</w:t>
+      </w:r>
+    </w:p>
+    <w:p>
+      <w:r>
+        <w:t xml:space="preserve">BZA는 PFW port만 호출하며 PFW는 bzaDB repository를 참조하지 않는다. 이 경계는 타 주제영역 DB·Repository·Mapper 직접 접근 금지 원칙과 같다.</w:t>
+      </w:r>
+    </w:p>
+    <!-- CPF_MANAGED_SECTION_END:ATTACHMENT_OWNERSHIP_20260715 -->
     <w:sectPr>
       <w:headerReference w:type="default" r:id="rIdHeader"/>
       <w:footerReference w:type="default" r:id="rIdFooter"/>
